--- a/4. RESULTADOS/03_primer_eslabon_medidas/T05_robustez_controles.docx
+++ b/4. RESULTADOS/03_primer_eslabon_medidas/T05_robustez_controles.docx
@@ -543,7 +543,7 @@
                 <w:szCs w:val="22"/>
                 <w:color w:val="000000"/>
               </w:rPr>
-              <w:t xml:space="preserve">0.0298</w:t>
+              <w:t xml:space="preserve">0.0287</w:t>
             </w:r>
           </w:p>
         </w:tc>
@@ -708,7 +708,7 @@
                 <w:szCs w:val="22"/>
                 <w:color w:val="000000"/>
               </w:rPr>
-              <w:t xml:space="preserve">4,863</w:t>
+              <w:t xml:space="preserve">4,979</w:t>
             </w:r>
           </w:p>
         </w:tc>
@@ -878,7 +878,7 @@
                 <w:szCs w:val="22"/>
                 <w:color w:val="000000"/>
               </w:rPr>
-              <w:t xml:space="preserve">0.0195</w:t>
+              <w:t xml:space="preserve">0.0257</w:t>
             </w:r>
           </w:p>
         </w:tc>
@@ -1043,7 +1043,7 @@
                 <w:szCs w:val="22"/>
                 <w:color w:val="000000"/>
               </w:rPr>
-              <w:t xml:space="preserve">4,863</w:t>
+              <w:t xml:space="preserve">4,979</w:t>
             </w:r>
           </w:p>
         </w:tc>
@@ -1213,7 +1213,7 @@
                 <w:szCs w:val="22"/>
                 <w:color w:val="000000"/>
               </w:rPr>
-              <w:t xml:space="preserve">0.0019</w:t>
+              <w:t xml:space="preserve">0.0017</w:t>
             </w:r>
           </w:p>
         </w:tc>
@@ -1268,7 +1268,7 @@
                 <w:szCs w:val="22"/>
                 <w:color w:val="000000"/>
               </w:rPr>
-              <w:t xml:space="preserve">0.7033</w:t>
+              <w:t xml:space="preserve">0.7357</w:t>
             </w:r>
           </w:p>
         </w:tc>
@@ -1883,7 +1883,7 @@
                 <w:szCs w:val="22"/>
                 <w:color w:val="000000"/>
               </w:rPr>
-              <w:t xml:space="preserve">0.0346</w:t>
+              <w:t xml:space="preserve">0.0319</w:t>
             </w:r>
           </w:p>
         </w:tc>
@@ -2048,7 +2048,7 @@
                 <w:szCs w:val="22"/>
                 <w:color w:val="000000"/>
               </w:rPr>
-              <w:t xml:space="preserve">5,572</w:t>
+              <w:t xml:space="preserve">5,599</w:t>
             </w:r>
           </w:p>
         </w:tc>
@@ -2218,7 +2218,7 @@
                 <w:szCs w:val="22"/>
                 <w:color w:val="000000"/>
               </w:rPr>
-              <w:t xml:space="preserve">0.0225</w:t>
+              <w:t xml:space="preserve">0.0287</w:t>
             </w:r>
           </w:p>
         </w:tc>
@@ -2383,7 +2383,7 @@
                 <w:szCs w:val="22"/>
                 <w:color w:val="000000"/>
               </w:rPr>
-              <w:t xml:space="preserve">5,572</w:t>
+              <w:t xml:space="preserve">5,599</w:t>
             </w:r>
           </w:p>
         </w:tc>
@@ -2553,7 +2553,7 @@
                 <w:szCs w:val="22"/>
                 <w:color w:val="000000"/>
               </w:rPr>
-              <w:t xml:space="preserve">0.0356</w:t>
+              <w:t xml:space="preserve">0.0309</w:t>
             </w:r>
           </w:p>
         </w:tc>
@@ -2718,7 +2718,7 @@
                 <w:szCs w:val="22"/>
                 <w:color w:val="000000"/>
               </w:rPr>
-              <w:t xml:space="preserve">5,577</w:t>
+              <w:t xml:space="preserve">5,599</w:t>
             </w:r>
           </w:p>
         </w:tc>
@@ -2888,7 +2888,7 @@
                 <w:szCs w:val="22"/>
                 <w:color w:val="000000"/>
               </w:rPr>
-              <w:t xml:space="preserve">0.0218</w:t>
+              <w:t xml:space="preserve">0.0273</w:t>
             </w:r>
           </w:p>
         </w:tc>
@@ -3053,7 +3053,7 @@
                 <w:szCs w:val="22"/>
                 <w:color w:val="000000"/>
               </w:rPr>
-              <w:t xml:space="preserve">5,577</w:t>
+              <w:t xml:space="preserve">5,599</w:t>
             </w:r>
           </w:p>
         </w:tc>
@@ -3223,7 +3223,7 @@
                 <w:szCs w:val="22"/>
                 <w:color w:val="000000"/>
               </w:rPr>
-              <w:t xml:space="preserve">0.0960</w:t>
+              <w:t xml:space="preserve">0.0904</w:t>
             </w:r>
           </w:p>
         </w:tc>
@@ -3388,7 +3388,7 @@
                 <w:szCs w:val="22"/>
                 <w:color w:val="000000"/>
               </w:rPr>
-              <w:t xml:space="preserve">5,942</w:t>
+              <w:t xml:space="preserve">6,017</w:t>
             </w:r>
           </w:p>
         </w:tc>
@@ -3558,7 +3558,7 @@
                 <w:szCs w:val="22"/>
                 <w:color w:val="000000"/>
               </w:rPr>
-              <w:t xml:space="preserve">0.0615</w:t>
+              <w:t xml:space="preserve">0.0710</w:t>
             </w:r>
           </w:p>
         </w:tc>
@@ -3723,7 +3723,7 @@
                 <w:szCs w:val="22"/>
                 <w:color w:val="000000"/>
               </w:rPr>
-              <w:t xml:space="preserve">5,942</w:t>
+              <w:t xml:space="preserve">6,017</w:t>
             </w:r>
           </w:p>
         </w:tc>
